--- a/en/files/data/results_packs/Results_Pack_Q1.docx
+++ b/en/files/data/results_packs/Results_Pack_Q1.docx
@@ -25,7 +25,7 @@
           <w:szCs w:val="36"/>
           <w:color w:val="0D7377"/>
         </w:rPr>
-        <w:t xml:space="preserve">Results pack Q1 - Positive fluid balance and 28-day mortality</w:t>
+        <w:t xml:space="preserve">Results pack Q1: Positive fluid balance and 28-day mortality</w:t>
       </w:r>
     </w:p>
     <w:p>
@@ -90,7 +90,7 @@
           <w:szCs w:val="21"/>
           <w:color w:val="000000"/>
         </w:rPr>
-        <w:t xml:space="preserve">SIMULATED DATA - NOT REAL PATIENTS.</w:t>
+        <w:t xml:space="preserve">SIMULATED DATA: NOT REAL PATIENTS.</w:t>
       </w:r>
       <w:r>
         <w:rPr>
@@ -431,7 +431,7 @@
           <w:szCs w:val="28"/>
           <w:color w:val="0B376C"/>
         </w:rPr>
-        <w:t xml:space="preserve">3. Table 1 - who was studied</w:t>
+        <w:t xml:space="preserve">3. Table 1: who was studied</w:t>
       </w:r>
     </w:p>
     <w:p>
@@ -6634,7 +6634,7 @@
           <w:szCs w:val="21"/>
           <w:color w:val="000000"/>
         </w:rPr>
-        <w:t xml:space="preserve"> at baseline - median SOFA 8 (6 to 10) vs 6 (4 to 8), vasopressor 205/373 (55.0%) vs 61/245 (24.9%). This is confounding by indication: sicker patients receive more fluid AND die more.</w:t>
+        <w:t xml:space="preserve"> at baseline: median SOFA 8 (6 to 10) vs 6 (4 to 8), vasopressor 205/373 (55.0%) vs 61/245 (24.9%). This is confounding by indication: sicker patients receive more fluid AND die more.</w:t>
       </w:r>
     </w:p>
     <w:p>
@@ -13159,7 +13159,7 @@
           <w:szCs w:val="21"/>
           <w:color w:val="000000"/>
         </w:rPr>
-        <w:t xml:space="preserve">•  After taking severity into account, the association became much smaller (OR 2.49 -&gt; 1.62). Much of the crude difference was confounding by indication.</w:t>
+        <w:t xml:space="preserve">•  After taking severity into account, the association became much smaller (OR fell from 2.49 to 1.62). Much of the crude difference was confounding by indication.</w:t>
       </w:r>
     </w:p>
     <w:p>
@@ -13211,7 +13211,7 @@
           <w:szCs w:val="21"/>
           <w:color w:val="000000"/>
         </w:rPr>
-        <w:t xml:space="preserve">•  The association looked stronger in patients with heart failure (p for interaction 0.031). This was pre-specified but is based on only 90 patients with heart failure - treat it as a hypothesis.</w:t>
+        <w:t xml:space="preserve">•  The association looked stronger in patients with heart failure (p for interaction 0.031). This was pre-specified but is based on only 90 patients with heart failure, so treat it as a hypothesis.</w:t>
       </w:r>
     </w:p>
     <w:p>
@@ -13578,7 +13578,7 @@
           <w:szCs w:val="21"/>
           <w:color w:val="000000"/>
         </w:rPr>
-        <w:t xml:space="preserve">•  Item 7: variables - exposure, outcome, confounders, effect modifier (heart failure)</w:t>
+        <w:t xml:space="preserve">•  Item 7: variables (exposure, outcome, confounders and the effect modifier, heart failure)</w:t>
       </w:r>
     </w:p>
     <w:p>
@@ -13734,7 +13734,7 @@
           <w:szCs w:val="21"/>
           <w:color w:val="000000"/>
         </w:rPr>
-        <w:t xml:space="preserve">•  Item 17: other analyses - subgroup/interaction and sensitivity (Tables 5-6)</w:t>
+        <w:t xml:space="preserve">•  Item 17: other analyses (subgroup/interaction and sensitivity, Tables 5-6)</w:t>
       </w:r>
     </w:p>
     <w:sectPr>

--- a/en/files/data/results_packs/Results_Pack_Q1.docx
+++ b/en/files/data/results_packs/Results_Pack_Q1.docx
@@ -51,7 +51,7 @@
           <w:szCs w:val="18"/>
           <w:color w:val="8A99A3"/>
         </w:rPr>
-        <w:t xml:space="preserve">FLUID-ICU is a SIMULATED dataset made for teaching. No real patients. Neudata | Foundations of Clinical Research, Level 2</w:t>
+        <w:t xml:space="preserve">FLUID-ICU is a SIMULATED dataset made for teaching. No real patients. Neudata | Foundations of Clinical Research, Level 1</w:t>
       </w:r>
     </w:p>
     <w:p>
@@ -13473,7 +13473,7 @@
           <w:szCs w:val="21"/>
           <w:color w:val="000000"/>
         </w:rPr>
-        <w:t xml:space="preserve">•  Insensible losses are not recorded; the dichotomy positive/negative throws away information (see group 2 for the continuous version).</w:t>
+        <w:t xml:space="preserve">•  Insensible losses are not recorded; the dichotomy positive/negative throws away information (see Q2 for the continuous version).</w:t>
       </w:r>
     </w:p>
     <w:p>
